--- a/Lr1/ИиКТ_25_ПОв_Киселев_Сергей_Дмитриевич_ЛР_1.docx
+++ b/Lr1/ИиКТ_25_ПОв_Киселев_Сергей_Дмитриевич_ЛР_1.docx
@@ -36,7 +36,7 @@
       </w:pPr>
       <w:r>
         <w:drawing>
-          <wp:anchor behindDoc="1" distT="0" distB="0" distL="0" distR="0" simplePos="0" locked="0" layoutInCell="1" allowOverlap="1" relativeHeight="2">
+          <wp:anchor distT="0" distB="0" distL="0" distR="0" simplePos="0" relativeHeight="2" behindDoc="1" locked="0" layoutInCell="1" allowOverlap="1">
             <wp:simplePos x="0" y="0"/>
             <wp:positionH relativeFrom="column">
               <wp:posOffset>-987425</wp:posOffset>
@@ -404,20 +404,7 @@
           <w:spacing w:val="0"/>
           <w:sz w:val="23"/>
         </w:rPr>
-        <w:t xml:space="preserve">Информатика и компьютерные </w:t>
-      </w:r>
-      <w:r>
-        <w:rPr>
-          <w:rFonts w:ascii="YS Text;sans-serif" w:hAnsi="YS Text;sans-serif"/>
-          <w:b w:val="false"/>
-          <w:i w:val="false"/>
-          <w:caps w:val="false"/>
-          <w:smallCaps w:val="false"/>
-          <w:color w:val="34343C"/>
-          <w:spacing w:val="0"/>
-          <w:sz w:val="23"/>
-        </w:rPr>
-        <w:t>технологии</w:t>
+        <w:t>Информатика и компьютерные технологии</w:t>
       </w:r>
       <w:r>
         <w:rPr>
@@ -719,7 +706,23 @@
           <w:sz w:val="20"/>
           <w:szCs w:val="20"/>
         </w:rPr>
-        <w:t xml:space="preserve"> ______________________</w:t>
+        <w:t xml:space="preserve"> ____</w:t>
+      </w:r>
+      <w:r>
+        <w:rPr>
+          <w:rFonts w:ascii="Times New Roman" w:hAnsi="Times New Roman"/>
+          <w:sz w:val="20"/>
+          <w:szCs w:val="20"/>
+        </w:rPr>
+        <w:t>25-ПОв</w:t>
+      </w:r>
+      <w:r>
+        <w:rPr>
+          <w:rFonts w:ascii="Times New Roman" w:hAnsi="Times New Roman"/>
+          <w:sz w:val="20"/>
+          <w:szCs w:val="20"/>
+        </w:rPr>
+        <w:t>______</w:t>
       </w:r>
     </w:p>
     <w:p>
@@ -1028,25 +1031,7 @@
           <w:sz w:val="24"/>
           <w:szCs w:val="24"/>
         </w:rPr>
-        <w:t>Сортировка будет выполнятся алгоритмом сортировки «</w:t>
-      </w:r>
-      <w:r>
-        <w:rPr>
-          <w:rFonts w:cs="Times New Roman" w:ascii="Times New Roman" w:hAnsi="Times New Roman"/>
-          <w:color w:val="000000"/>
-          <w:sz w:val="24"/>
-          <w:szCs w:val="24"/>
-        </w:rPr>
-        <w:t>С</w:t>
-      </w:r>
-      <w:r>
-        <w:rPr>
-          <w:rFonts w:cs="Times New Roman" w:ascii="Times New Roman" w:hAnsi="Times New Roman"/>
-          <w:color w:val="000000"/>
-          <w:sz w:val="24"/>
-          <w:szCs w:val="24"/>
-        </w:rPr>
-        <w:t>ортировка слиянием».</w:t>
+        <w:t>Сортировка будет выполнятся алгоритмом сортировки «Сортировка слиянием».</w:t>
       </w:r>
     </w:p>
     <w:p>
@@ -1058,7 +1043,6 @@
           <w:rFonts w:ascii="Times New Roman" w:hAnsi="Times New Roman" w:cs="Times New Roman"/>
           <w:bCs/>
           <w:i/>
-          <w:i/>
           <w:iCs/>
           <w:color w:val="000000"/>
           <w:sz w:val="24"/>
@@ -1087,7 +1071,6 @@
           <w:rFonts w:ascii="Times New Roman" w:hAnsi="Times New Roman" w:cs="Times New Roman"/>
           <w:bCs/>
           <w:i/>
-          <w:i/>
           <w:iCs/>
           <w:color w:val="000000"/>
           <w:sz w:val="24"/>
@@ -1105,7 +1088,7 @@
           <w:szCs w:val="24"/>
         </w:rPr>
         <w:drawing>
-          <wp:anchor behindDoc="0" distT="0" distB="0" distL="0" distR="0" simplePos="0" locked="0" layoutInCell="0" allowOverlap="1" relativeHeight="3">
+          <wp:anchor distT="0" distB="0" distL="0" distR="0" simplePos="0" relativeHeight="3" behindDoc="0" locked="0" layoutInCell="0" allowOverlap="1">
             <wp:simplePos x="0" y="0"/>
             <wp:positionH relativeFrom="column">
               <wp:align>center</wp:align>
@@ -1131,7 +1114,7 @@
                   </pic:nvPicPr>
                   <pic:blipFill>
                     <a:blip r:embed="rId3"/>
-                    <a:srcRect l="-872" t="-253" r="-872" b="-253"/>
+                    <a:srcRect l="-883" t="-256" r="-883" b="-256"/>
                     <a:stretch>
                       <a:fillRect/>
                     </a:stretch>
@@ -1145,11 +1128,6 @@
                       <a:avLst/>
                     </a:prstGeom>
                     <a:noFill/>
-                    <a:ln>
-                      <a:solidFill>
-                        <a:srgbClr val="000000"/>
-                      </a:solidFill>
-                    </a:ln>
                   </pic:spPr>
                 </pic:pic>
               </a:graphicData>
@@ -1167,7 +1145,6 @@
           <w:rFonts w:ascii="Times New Roman" w:hAnsi="Times New Roman" w:cs="Times New Roman"/>
           <w:bCs/>
           <w:i/>
-          <w:i/>
           <w:iCs/>
           <w:color w:val="000000"/>
           <w:sz w:val="24"/>
@@ -1221,7 +1198,6 @@
           <w:rFonts w:ascii="Times New Roman" w:hAnsi="Times New Roman" w:cs="Times New Roman"/>
           <w:bCs/>
           <w:i/>
-          <w:i/>
           <w:iCs/>
           <w:color w:val="000000"/>
           <w:sz w:val="24"/>
@@ -1239,7 +1215,7 @@
           <w:szCs w:val="24"/>
         </w:rPr>
         <w:drawing>
-          <wp:anchor behindDoc="0" distT="0" distB="0" distL="0" distR="0" simplePos="0" locked="0" layoutInCell="0" allowOverlap="1" relativeHeight="4">
+          <wp:anchor distT="0" distB="0" distL="0" distR="0" simplePos="0" relativeHeight="4" behindDoc="0" locked="0" layoutInCell="0" allowOverlap="1">
             <wp:simplePos x="0" y="0"/>
             <wp:positionH relativeFrom="column">
               <wp:align>center</wp:align>
@@ -1265,7 +1241,7 @@
                   </pic:nvPicPr>
                   <pic:blipFill>
                     <a:blip r:embed="rId4"/>
-                    <a:srcRect l="-498" t="-226" r="-498" b="-226"/>
+                    <a:srcRect l="-504" t="-229" r="-504" b="-229"/>
                     <a:stretch>
                       <a:fillRect/>
                     </a:stretch>
@@ -1279,11 +1255,6 @@
                       <a:avLst/>
                     </a:prstGeom>
                     <a:noFill/>
-                    <a:ln>
-                      <a:solidFill>
-                        <a:srgbClr val="000000"/>
-                      </a:solidFill>
-                    </a:ln>
                   </pic:spPr>
                 </pic:pic>
               </a:graphicData>
@@ -1301,7 +1272,6 @@
           <w:rFonts w:ascii="Times New Roman" w:hAnsi="Times New Roman" w:cs="Times New Roman"/>
           <w:bCs/>
           <w:i/>
-          <w:i/>
           <w:iCs/>
           <w:color w:val="000000"/>
           <w:sz w:val="24"/>
@@ -1355,17 +1325,24 @@
           <w:rFonts w:ascii="Times New Roman" w:hAnsi="Times New Roman" w:cs="Times New Roman"/>
           <w:bCs/>
           <w:i/>
+          <w:iCs/>
+          <w:color w:val="000000"/>
+          <w:sz w:val="24"/>
+          <w:szCs w:val="24"/>
+        </w:rPr>
+      </w:pPr>
+      <w:r>
+        <w:rPr>
+          <w:rFonts w:cs="Times New Roman" w:ascii="Times New Roman" w:hAnsi="Times New Roman"/>
+          <w:bCs/>
           <w:i/>
           <w:iCs/>
           <w:color w:val="000000"/>
           <w:sz w:val="24"/>
           <w:szCs w:val="24"/>
         </w:rPr>
-      </w:pPr>
-      <w:r>
-        <w:rPr/>
         <w:drawing>
-          <wp:anchor behindDoc="0" distT="0" distB="0" distL="0" distR="0" simplePos="0" locked="0" layoutInCell="0" allowOverlap="1" relativeHeight="5">
+          <wp:anchor distT="0" distB="0" distL="0" distR="0" simplePos="0" relativeHeight="5" behindDoc="0" locked="0" layoutInCell="0" allowOverlap="1">
             <wp:simplePos x="0" y="0"/>
             <wp:positionH relativeFrom="column">
               <wp:align>center</wp:align>
@@ -1391,7 +1368,7 @@
                   </pic:nvPicPr>
                   <pic:blipFill>
                     <a:blip r:embed="rId5"/>
-                    <a:srcRect l="-230" t="-184" r="-230" b="-184"/>
+                    <a:srcRect l="-232" t="-187" r="-232" b="-187"/>
                     <a:stretch>
                       <a:fillRect/>
                     </a:stretch>
@@ -1405,11 +1382,6 @@
                       <a:avLst/>
                     </a:prstGeom>
                     <a:noFill/>
-                    <a:ln>
-                      <a:solidFill>
-                        <a:srgbClr val="000000"/>
-                      </a:solidFill>
-                    </a:ln>
                   </pic:spPr>
                 </pic:pic>
               </a:graphicData>
@@ -1425,7 +1397,6 @@
         <w:ind w:firstLine="284" w:start="-851"/>
         <w:rPr>
           <w:rFonts w:ascii="Times New Roman" w:hAnsi="Times New Roman" w:cs="Times New Roman"/>
-          <w:i/>
           <w:i/>
           <w:iCs/>
           <w:color w:val="000000"/>
@@ -1457,7 +1428,6 @@
         <w:jc w:val="start"/>
         <w:rPr>
           <w:rFonts w:ascii="Times New Roman" w:hAnsi="Times New Roman" w:cs="Times New Roman"/>
-          <w:i w:val="false"/>
           <w:i w:val="false"/>
           <w:iCs w:val="false"/>
           <w:color w:val="000000"/>
@@ -1529,7 +1499,6 @@
         <w:rPr>
           <w:rFonts w:ascii="Times New Roman" w:hAnsi="Times New Roman" w:cs="Times New Roman"/>
           <w:i w:val="false"/>
-          <w:i w:val="false"/>
           <w:iCs w:val="false"/>
           <w:color w:val="000000"/>
           <w:sz w:val="24"/>
@@ -1587,7 +1556,6 @@
         <w:rPr>
           <w:rFonts w:ascii="Times New Roman" w:hAnsi="Times New Roman" w:cs="Times New Roman"/>
           <w:i w:val="false"/>
-          <w:i w:val="false"/>
           <w:iCs w:val="false"/>
           <w:color w:val="000000"/>
           <w:sz w:val="24"/>
@@ -1657,7 +1625,6 @@
         <w:rPr>
           <w:rFonts w:ascii="Times New Roman" w:hAnsi="Times New Roman" w:cs="Times New Roman"/>
           <w:i w:val="false"/>
-          <w:i w:val="false"/>
           <w:iCs w:val="false"/>
           <w:color w:val="000000"/>
           <w:sz w:val="24"/>
@@ -1691,7 +1658,6 @@
         <w:rPr>
           <w:rFonts w:ascii="Times New Roman" w:hAnsi="Times New Roman" w:cs="Times New Roman"/>
           <w:i w:val="false"/>
-          <w:i w:val="false"/>
           <w:iCs w:val="false"/>
           <w:color w:val="000000"/>
           <w:sz w:val="24"/>
@@ -1737,7 +1703,6 @@
         <w:rPr>
           <w:rFonts w:ascii="Times New Roman" w:hAnsi="Times New Roman" w:cs="Times New Roman"/>
           <w:i w:val="false"/>
-          <w:i w:val="false"/>
           <w:iCs w:val="false"/>
           <w:color w:val="000000"/>
           <w:sz w:val="24"/>
@@ -1831,7 +1796,6 @@
         <w:rPr>
           <w:rFonts w:ascii="Times New Roman" w:hAnsi="Times New Roman"/>
           <w:i w:val="false"/>
-          <w:i w:val="false"/>
           <w:iCs w:val="false"/>
           <w:sz w:val="24"/>
           <w:szCs w:val="24"/>
@@ -1923,7 +1887,6 @@
         <w:rPr>
           <w:rFonts w:ascii="Times New Roman" w:hAnsi="Times New Roman" w:cs="Times New Roman"/>
           <w:i w:val="false"/>
-          <w:i w:val="false"/>
           <w:iCs w:val="false"/>
           <w:color w:val="000000"/>
           <w:sz w:val="24"/>
@@ -2018,20 +1981,7 @@
           <w:szCs w:val="24"/>
           <w:lang w:val="ru-RU" w:eastAsia="en-US" w:bidi="ar-SA"/>
         </w:rPr>
-        <w:t>Если</w:t>
-      </w:r>
-      <w:r>
-        <w:rPr>
-          <w:rFonts w:eastAsia="Calibri" w:cs="Times New Roman" w:ascii="Times New Roman" w:hAnsi="Times New Roman"/>
-          <w:i w:val="false"/>
-          <w:iCs w:val="false"/>
-          <w:color w:val="000000"/>
-          <w:kern w:val="0"/>
-          <w:sz w:val="24"/>
-          <w:szCs w:val="24"/>
-          <w:lang w:val="ru-RU" w:eastAsia="en-US" w:bidi="ar-SA"/>
-        </w:rPr>
-        <w:t xml:space="preserve"> Нет:</w:t>
+        <w:t>Если Нет:</w:t>
       </w:r>
       <w:r>
         <w:rPr>
@@ -2071,7 +2021,6 @@
         <w:rPr>
           <w:rFonts w:ascii="Times New Roman" w:hAnsi="Times New Roman" w:cs="Times New Roman"/>
           <w:i w:val="false"/>
-          <w:i w:val="false"/>
           <w:iCs w:val="false"/>
           <w:color w:val="000000"/>
           <w:sz w:val="24"/>
@@ -2123,7 +2072,6 @@
           <w:ilvl w:val="1"/>
           <w:numId w:val="1"/>
         </w:numPr>
-        <w:pBdr/>
         <w:spacing w:lineRule="auto" w:line="274" w:before="0" w:after="140"/>
         <w:ind w:firstLine="284" w:start="-851" w:end="0"/>
         <w:rPr/>
@@ -2138,7 +2086,7 @@
       </w:r>
       <w:r>
         <w:rPr>
-          <w:rStyle w:val="Style18"/>
+          <w:rStyle w:val="user2"/>
           <w:rFonts w:ascii="Times New Roman" w:hAnsi="Times New Roman"/>
           <w:sz w:val="24"/>
           <w:szCs w:val="24"/>
@@ -2155,7 +2103,7 @@
       </w:r>
       <w:r>
         <w:rPr>
-          <w:rStyle w:val="Style18"/>
+          <w:rStyle w:val="user2"/>
           <w:rFonts w:ascii="Times New Roman" w:hAnsi="Times New Roman"/>
           <w:sz w:val="24"/>
           <w:szCs w:val="24"/>
@@ -2172,7 +2120,7 @@
       </w:r>
       <w:r>
         <w:rPr>
-          <w:rStyle w:val="Style18"/>
+          <w:rStyle w:val="user2"/>
           <w:rFonts w:ascii="Times New Roman" w:hAnsi="Times New Roman"/>
           <w:sz w:val="24"/>
           <w:szCs w:val="24"/>
@@ -2187,14 +2135,13 @@
           <w:ilvl w:val="2"/>
           <w:numId w:val="1"/>
         </w:numPr>
-        <w:pBdr/>
         <w:spacing w:lineRule="auto" w:line="274" w:before="0" w:after="140"/>
         <w:ind w:firstLine="284" w:start="-851" w:end="0"/>
         <w:rPr/>
       </w:pPr>
       <w:r>
         <w:rPr>
-          <w:rStyle w:val="Style18"/>
+          <w:rStyle w:val="user2"/>
           <w:rFonts w:ascii="Times New Roman" w:hAnsi="Times New Roman"/>
           <w:sz w:val="24"/>
           <w:szCs w:val="24"/>
@@ -2209,14 +2156,13 @@
           <w:ilvl w:val="2"/>
           <w:numId w:val="1"/>
         </w:numPr>
-        <w:pBdr/>
         <w:spacing w:lineRule="auto" w:line="274" w:before="0" w:after="140"/>
         <w:ind w:firstLine="284" w:start="-851" w:end="0"/>
         <w:rPr/>
       </w:pPr>
       <w:r>
         <w:rPr>
-          <w:rStyle w:val="Style18"/>
+          <w:rStyle w:val="user2"/>
           <w:rFonts w:ascii="Times New Roman" w:hAnsi="Times New Roman"/>
           <w:sz w:val="24"/>
           <w:szCs w:val="24"/>
@@ -2231,14 +2177,13 @@
           <w:ilvl w:val="1"/>
           <w:numId w:val="1"/>
         </w:numPr>
-        <w:pBdr/>
         <w:spacing w:lineRule="auto" w:line="274" w:before="0" w:after="140"/>
         <w:ind w:firstLine="284" w:start="-851" w:end="0"/>
         <w:rPr/>
       </w:pPr>
       <w:r>
         <w:rPr>
-          <w:rStyle w:val="Style18"/>
+          <w:rStyle w:val="user2"/>
           <w:rFonts w:ascii="Times New Roman" w:hAnsi="Times New Roman"/>
           <w:sz w:val="24"/>
           <w:szCs w:val="24"/>
@@ -2253,14 +2198,13 @@
           <w:ilvl w:val="1"/>
           <w:numId w:val="1"/>
         </w:numPr>
-        <w:pBdr/>
         <w:spacing w:lineRule="auto" w:line="274" w:before="0" w:after="140"/>
         <w:ind w:firstLine="284" w:start="-851" w:end="0"/>
         <w:rPr/>
       </w:pPr>
       <w:r>
         <w:rPr>
-          <w:rStyle w:val="Style18"/>
+          <w:rStyle w:val="user2"/>
           <w:rFonts w:ascii="Times New Roman" w:hAnsi="Times New Roman"/>
           <w:sz w:val="24"/>
           <w:szCs w:val="24"/>
@@ -2269,7 +2213,7 @@
       </w:r>
       <w:r>
         <w:rPr>
-          <w:rStyle w:val="Style18"/>
+          <w:rStyle w:val="user2"/>
           <w:rFonts w:ascii="Times New Roman" w:hAnsi="Times New Roman"/>
           <w:b/>
           <w:sz w:val="24"/>
@@ -2279,7 +2223,7 @@
       </w:r>
       <w:r>
         <w:rPr>
-          <w:rStyle w:val="Style18"/>
+          <w:rStyle w:val="user2"/>
           <w:rFonts w:ascii="Times New Roman" w:hAnsi="Times New Roman"/>
           <w:sz w:val="24"/>
           <w:szCs w:val="24"/>
@@ -2294,14 +2238,13 @@
           <w:ilvl w:val="2"/>
           <w:numId w:val="1"/>
         </w:numPr>
-        <w:pBdr/>
         <w:spacing w:lineRule="auto" w:line="274" w:before="0" w:after="140"/>
         <w:ind w:firstLine="284" w:start="-851" w:end="0"/>
         <w:rPr/>
       </w:pPr>
       <w:r>
         <w:rPr>
-          <w:rStyle w:val="Style18"/>
+          <w:rStyle w:val="user2"/>
           <w:rFonts w:ascii="Times New Roman" w:hAnsi="Times New Roman"/>
           <w:sz w:val="24"/>
           <w:szCs w:val="24"/>
@@ -2316,14 +2259,13 @@
           <w:ilvl w:val="3"/>
           <w:numId w:val="1"/>
         </w:numPr>
-        <w:pBdr/>
         <w:spacing w:lineRule="auto" w:line="274" w:before="0" w:after="140"/>
         <w:ind w:firstLine="284" w:start="-851" w:end="0"/>
         <w:rPr/>
       </w:pPr>
       <w:r>
         <w:rPr>
-          <w:rStyle w:val="Style18"/>
+          <w:rStyle w:val="user2"/>
           <w:rFonts w:ascii="Times New Roman" w:hAnsi="Times New Roman"/>
           <w:b/>
           <w:sz w:val="24"/>
@@ -2333,7 +2275,7 @@
       </w:r>
       <w:r>
         <w:rPr>
-          <w:rStyle w:val="Style18"/>
+          <w:rStyle w:val="user2"/>
           <w:rFonts w:ascii="Times New Roman" w:hAnsi="Times New Roman"/>
           <w:sz w:val="24"/>
           <w:szCs w:val="24"/>
@@ -2348,14 +2290,13 @@
           <w:ilvl w:val="3"/>
           <w:numId w:val="1"/>
         </w:numPr>
-        <w:pBdr/>
         <w:spacing w:lineRule="auto" w:line="274" w:before="0" w:after="140"/>
         <w:ind w:firstLine="284" w:start="-851" w:end="0"/>
         <w:rPr/>
       </w:pPr>
       <w:r>
         <w:rPr>
-          <w:rStyle w:val="Style18"/>
+          <w:rStyle w:val="user2"/>
           <w:rFonts w:ascii="Times New Roman" w:hAnsi="Times New Roman"/>
           <w:b/>
           <w:sz w:val="24"/>
@@ -2365,7 +2306,7 @@
       </w:r>
       <w:r>
         <w:rPr>
-          <w:rStyle w:val="Style18"/>
+          <w:rStyle w:val="user2"/>
           <w:rFonts w:ascii="Times New Roman" w:hAnsi="Times New Roman"/>
           <w:sz w:val="24"/>
           <w:szCs w:val="24"/>
@@ -2380,14 +2321,13 @@
           <w:ilvl w:val="2"/>
           <w:numId w:val="1"/>
         </w:numPr>
-        <w:pBdr/>
         <w:spacing w:lineRule="auto" w:line="274" w:before="0" w:after="140"/>
         <w:ind w:firstLine="284" w:start="-851" w:end="0"/>
         <w:rPr/>
       </w:pPr>
       <w:r>
         <w:rPr>
-          <w:rStyle w:val="Style18"/>
+          <w:rStyle w:val="user2"/>
           <w:rFonts w:ascii="Times New Roman" w:hAnsi="Times New Roman"/>
           <w:sz w:val="24"/>
           <w:szCs w:val="24"/>
@@ -2402,14 +2342,13 @@
           <w:ilvl w:val="2"/>
           <w:numId w:val="1"/>
         </w:numPr>
-        <w:pBdr/>
         <w:spacing w:lineRule="auto" w:line="274" w:before="0" w:after="140"/>
         <w:ind w:firstLine="284" w:start="-851" w:end="0"/>
         <w:rPr/>
       </w:pPr>
       <w:r>
         <w:rPr>
-          <w:rStyle w:val="Style18"/>
+          <w:rStyle w:val="user2"/>
           <w:rFonts w:ascii="Times New Roman" w:hAnsi="Times New Roman"/>
           <w:sz w:val="24"/>
           <w:szCs w:val="24"/>
@@ -2424,14 +2363,13 @@
           <w:ilvl w:val="2"/>
           <w:numId w:val="1"/>
         </w:numPr>
-        <w:pBdr/>
         <w:spacing w:lineRule="auto" w:line="274" w:before="0" w:after="140"/>
         <w:ind w:firstLine="284" w:start="-851" w:end="0"/>
         <w:rPr/>
       </w:pPr>
       <w:r>
         <w:rPr>
-          <w:rStyle w:val="Style18"/>
+          <w:rStyle w:val="user2"/>
           <w:rFonts w:ascii="Times New Roman" w:hAnsi="Times New Roman"/>
           <w:sz w:val="24"/>
           <w:szCs w:val="24"/>
@@ -2446,14 +2384,13 @@
           <w:ilvl w:val="0"/>
           <w:numId w:val="1"/>
         </w:numPr>
-        <w:pBdr/>
         <w:spacing w:lineRule="auto" w:line="274" w:before="0" w:after="140"/>
         <w:ind w:firstLine="284" w:start="-851" w:end="0"/>
         <w:rPr/>
       </w:pPr>
       <w:r>
         <w:rPr>
-          <w:rStyle w:val="Style18"/>
+          <w:rStyle w:val="user2"/>
           <w:rFonts w:ascii="Times New Roman" w:hAnsi="Times New Roman"/>
           <w:sz w:val="24"/>
           <w:szCs w:val="24"/>
@@ -2570,11 +2507,11 @@
 <w:ftr xmlns:o="urn:schemas-microsoft-com:office:office" xmlns:r="http://schemas.openxmlformats.org/officeDocument/2006/relationships" xmlns:v="urn:schemas-microsoft-com:vml" xmlns:w="http://schemas.openxmlformats.org/wordprocessingml/2006/main" xmlns:w10="urn:schemas-microsoft-com:office:word" xmlns:wp="http://schemas.openxmlformats.org/drawingml/2006/wordprocessingDrawing" xmlns:pic="http://schemas.openxmlformats.org/drawingml/2006/picture" xmlns:wps="http://schemas.microsoft.com/office/word/2010/wordprocessingShape" xmlns:wpg="http://schemas.microsoft.com/office/word/2010/wordprocessingGroup" xmlns:mc="http://schemas.openxmlformats.org/markup-compatibility/2006" xmlns:wp14="http://schemas.microsoft.com/office/word/2010/wordprocessingDrawing" xmlns:w14="http://schemas.microsoft.com/office/word/2010/wordml" xmlns:w15="http://schemas.microsoft.com/office/word/2012/wordml" mc:Ignorable="w14 wp14 w15">
   <w:sdt>
     <w:sdtPr>
+      <w:id w:val="-1629001587"/>
       <w:docPartObj>
         <w:docPartGallery w:val="Page Numbers (Bottom of Page)"/>
         <w:docPartUnique w:val="true"/>
       </w:docPartObj>
-      <w:id w:val="-1629001587"/>
     </w:sdtPr>
     <w:sdtContent>
       <w:p>
@@ -2704,6 +2641,7 @@
         </w:tabs>
         <w:ind w:start="1083" w:firstLine="51"/>
       </w:pPr>
+      <w:rPr/>
     </w:lvl>
     <w:lvl w:ilvl="3">
       <w:start w:val="1"/>
@@ -3345,7 +3283,7 @@
   </w:style>
   <w:style w:type="paragraph" w:styleId="Heading1">
     <w:name w:val="heading 1"/>
-    <w:basedOn w:val="user"/>
+    <w:basedOn w:val="Style16"/>
     <w:next w:val="BodyText"/>
     <w:qFormat/>
     <w:pPr>
@@ -3398,26 +3336,26 @@
       <w:szCs w:val="16"/>
     </w:rPr>
   </w:style>
-  <w:style w:type="character" w:styleId="Style16">
-    <w:name w:val="Символ нумерации"/>
+  <w:style w:type="character" w:styleId="user">
+    <w:name w:val="Символ нумерации (user)"/>
     <w:qFormat/>
     <w:rPr/>
   </w:style>
-  <w:style w:type="character" w:styleId="Style17">
-    <w:name w:val="Маркеры"/>
+  <w:style w:type="character" w:styleId="user1">
+    <w:name w:val="Маркеры (user)"/>
     <w:qFormat/>
     <w:rPr>
       <w:rFonts w:ascii="OpenSymbol" w:hAnsi="OpenSymbol" w:eastAsia="OpenSymbol" w:cs="OpenSymbol"/>
     </w:rPr>
   </w:style>
-  <w:style w:type="character" w:styleId="Style18">
-    <w:name w:val="Исходный текст"/>
+  <w:style w:type="character" w:styleId="user2">
+    <w:name w:val="Исходный текст (user)"/>
     <w:qFormat/>
     <w:rPr>
       <w:rFonts w:ascii="Liberation Mono" w:hAnsi="Liberation Mono" w:eastAsia="NSimSun" w:cs="Liberation Mono"/>
     </w:rPr>
   </w:style>
-  <w:style w:type="paragraph" w:styleId="Style19">
+  <w:style w:type="paragraph" w:styleId="Style16">
     <w:name w:val="Заголовок"/>
     <w:basedOn w:val="Normal"/>
     <w:next w:val="BodyText"/>
@@ -3464,7 +3402,7 @@
       <w:szCs w:val="24"/>
     </w:rPr>
   </w:style>
-  <w:style w:type="paragraph" w:styleId="Style20">
+  <w:style w:type="paragraph" w:styleId="Style17">
     <w:name w:val="Указатель"/>
     <w:basedOn w:val="Normal"/>
     <w:qFormat/>
@@ -3475,7 +3413,7 @@
       <w:rFonts w:cs="Arial"/>
     </w:rPr>
   </w:style>
-  <w:style w:type="paragraph" w:styleId="user">
+  <w:style w:type="paragraph" w:styleId="user3">
     <w:name w:val="Заголовок (user)"/>
     <w:basedOn w:val="Normal"/>
     <w:next w:val="BodyText"/>
@@ -3490,7 +3428,7 @@
       <w:szCs w:val="28"/>
     </w:rPr>
   </w:style>
-  <w:style w:type="paragraph" w:styleId="user1">
+  <w:style w:type="paragraph" w:styleId="user4">
     <w:name w:val="Указатель (user)"/>
     <w:basedOn w:val="Normal"/>
     <w:qFormat/>
@@ -3501,15 +3439,15 @@
       <w:rFonts w:cs="Arial"/>
     </w:rPr>
   </w:style>
-  <w:style w:type="paragraph" w:styleId="user2">
-    <w:name w:val="Колонтитулы (user)"/>
+  <w:style w:type="paragraph" w:styleId="Style18">
+    <w:name w:val="Колонтитулы"/>
     <w:basedOn w:val="Normal"/>
     <w:qFormat/>
     <w:pPr/>
     <w:rPr/>
   </w:style>
-  <w:style w:type="paragraph" w:styleId="Style21">
-    <w:name w:val="Колонтитулы"/>
+  <w:style w:type="paragraph" w:styleId="user5">
+    <w:name w:val="Колонтитулы (user)"/>
     <w:basedOn w:val="Normal"/>
     <w:qFormat/>
     <w:pPr/>
@@ -3580,7 +3518,7 @@
       <w:szCs w:val="16"/>
     </w:rPr>
   </w:style>
-  <w:style w:type="paragraph" w:styleId="Style22">
+  <w:style w:type="paragraph" w:styleId="Style19">
     <w:name w:val="Абзац списка"/>
     <w:basedOn w:val="Normal"/>
     <w:qFormat/>
@@ -3591,8 +3529,8 @@
     </w:pPr>
     <w:rPr/>
   </w:style>
-  <w:style w:type="numbering" w:styleId="user3" w:default="1">
-    <w:name w:val="Без списка (user)"/>
+  <w:style w:type="numbering" w:styleId="Style20" w:default="1">
+    <w:name w:val="Без списка"/>
     <w:uiPriority w:val="99"/>
     <w:semiHidden/>
     <w:unhideWhenUsed/>
@@ -3623,37 +3561,37 @@
         <a:srgbClr val="000000"/>
       </a:dk1>
       <a:lt1>
-        <a:srgbClr val="ffffff"/>
+        <a:srgbClr val="FFFFFF"/>
       </a:lt1>
       <a:dk2>
-        <a:srgbClr val="44546a"/>
+        <a:srgbClr val="44546A"/>
       </a:dk2>
       <a:lt2>
-        <a:srgbClr val="e7e6e6"/>
+        <a:srgbClr val="E7E6E6"/>
       </a:lt2>
       <a:accent1>
-        <a:srgbClr val="4472c4"/>
+        <a:srgbClr val="4472C4"/>
       </a:accent1>
       <a:accent2>
-        <a:srgbClr val="ed7d31"/>
+        <a:srgbClr val="ED7D31"/>
       </a:accent2>
       <a:accent3>
-        <a:srgbClr val="a5a5a5"/>
+        <a:srgbClr val="A5A5A5"/>
       </a:accent3>
       <a:accent4>
-        <a:srgbClr val="ffc000"/>
+        <a:srgbClr val="FFC000"/>
       </a:accent4>
       <a:accent5>
-        <a:srgbClr val="5b9bd5"/>
+        <a:srgbClr val="5B9BD5"/>
       </a:accent5>
       <a:accent6>
-        <a:srgbClr val="70ad47"/>
+        <a:srgbClr val="70AD47"/>
       </a:accent6>
       <a:hlink>
-        <a:srgbClr val="0563c1"/>
+        <a:srgbClr val="0563C1"/>
       </a:hlink>
       <a:folHlink>
-        <a:srgbClr val="954f72"/>
+        <a:srgbClr val="954F72"/>
       </a:folHlink>
     </a:clrScheme>
     <a:fontScheme name="Стандартная">
